--- a/contents/battle-workbook/soc-w05.docx
+++ b/contents/battle-workbook/soc-w05.docx
@@ -97,7 +97,7 @@
           <w:b/>
           <w:sz w:val="21"/>
         </w:rPr>
-        <w:t>망 외부 공격자(attacker-ext)</w:t>
+        <w:t>망 외부 공격자(외부 공격자 VM 192.168.0.202)</w:t>
       </w:r>
       <w:r>
         <w:rPr>
@@ -167,7 +167,7 @@
           <w:rFonts w:ascii="맑은 고딕" w:hAnsi="맑은 고딕" w:eastAsia="맑은 고딕"/>
           <w:sz w:val="21"/>
         </w:rPr>
-        <w:t>망 외부 공격자(attacker-ext)로 짧은 시간에 다발 공격(스캔+무차별 대입+스캐너)을 보내 경보를</w:t>
+        <w:t>망 외부 공격자(외부 공격자 VM 192.168.0.202)로 짧은 시간에 다발 공격(스캔+무차별 대입+스캐너)을 보내 경보를</w:t>
       </w:r>
       <w:r>
         <w:br/>
@@ -189,7 +189,7 @@
           <w:rFonts w:ascii="Consolas" w:hAnsi="Consolas"/>
           <w:sz w:val="19"/>
         </w:rPr>
-        <w:t>nmap -sV &lt;대상_공개IP&gt;; hydra ... ssh; nikto -h http://&lt;대상_공개IP&gt;:8080</w:t>
+        <w:t>nmap -sV 192.168.0.161; hydra ... ssh; nikto -h http://192.168.0.161:8080</w:t>
       </w:r>
     </w:p>
     <w:p>
@@ -272,7 +272,7 @@
           <w:b/>
           <w:sz w:val="22"/>
         </w:rPr>
-        <w:t>▶ 실행 결과 화면 (스크린샷 붙여넣기)</w:t>
+        <w:t>▶ 실행 결과 (출력/스크린샷)</w:t>
       </w:r>
     </w:p>
     <w:tbl>
@@ -306,7 +306,7 @@
                 <w:color w:val="AAAAAA"/>
                 <w:sz w:val="18"/>
               </w:rPr>
-              <w:t>여기에 결과 스크린샷을 붙여넣으세요 (커서를 두고 Ctrl+V)</w:t>
+              <w:t>여기에 결과 출력을 적거나 스크린샷을 붙여넣으세요 (커서를 두고 Ctrl+V)</w:t>
             </w:r>
           </w:p>
         </w:tc>
@@ -399,7 +399,7 @@
           <w:rFonts w:ascii="Consolas" w:hAnsi="Consolas"/>
           <w:sz w:val="19"/>
         </w:rPr>
-        <w:t>for i in $(seq 1 5); do nmap -sS -p 1-2000 &lt;대상_공개IP&gt; -T4; done</w:t>
+        <w:t>for i in $(seq 1 5); do nmap -sS -p 1-2000 192.168.0.161 -T4; done</w:t>
       </w:r>
     </w:p>
     <w:p>
@@ -472,7 +472,7 @@
           <w:b/>
           <w:sz w:val="22"/>
         </w:rPr>
-        <w:t>▶ 실행 결과 화면 (스크린샷 붙여넣기)</w:t>
+        <w:t>▶ 실행 결과 (출력/스크린샷)</w:t>
       </w:r>
     </w:p>
     <w:tbl>
@@ -506,7 +506,7 @@
                 <w:color w:val="AAAAAA"/>
                 <w:sz w:val="18"/>
               </w:rPr>
-              <w:t>여기에 결과 스크린샷을 붙여넣으세요 (커서를 두고 Ctrl+V)</w:t>
+              <w:t>여기에 결과 출력을 적거나 스크린샷을 붙여넣으세요 (커서를 두고 Ctrl+V)</w:t>
             </w:r>
           </w:p>
         </w:tc>
@@ -671,7 +671,7 @@
           <w:b/>
           <w:sz w:val="22"/>
         </w:rPr>
-        <w:t>▶ 실행 결과 화면 (스크린샷 붙여넣기)</w:t>
+        <w:t>▶ 실행 결과 (출력/스크린샷)</w:t>
       </w:r>
     </w:p>
     <w:tbl>
@@ -705,7 +705,7 @@
                 <w:color w:val="AAAAAA"/>
                 <w:sz w:val="18"/>
               </w:rPr>
-              <w:t>여기에 결과 스크린샷을 붙여넣으세요 (커서를 두고 Ctrl+V)</w:t>
+              <w:t>여기에 결과 출력을 적거나 스크린샷을 붙여넣으세요 (커서를 두고 Ctrl+V)</w:t>
             </w:r>
           </w:p>
         </w:tc>
@@ -870,7 +870,7 @@
           <w:b/>
           <w:sz w:val="22"/>
         </w:rPr>
-        <w:t>▶ 실행 결과 화면 (스크린샷 붙여넣기)</w:t>
+        <w:t>▶ 실행 결과 (출력/스크린샷)</w:t>
       </w:r>
     </w:p>
     <w:tbl>
@@ -904,7 +904,7 @@
                 <w:color w:val="AAAAAA"/>
                 <w:sz w:val="18"/>
               </w:rPr>
-              <w:t>여기에 결과 스크린샷을 붙여넣으세요 (커서를 두고 Ctrl+V)</w:t>
+              <w:t>여기에 결과 출력을 적거나 스크린샷을 붙여넣으세요 (커서를 두고 Ctrl+V)</w:t>
             </w:r>
           </w:p>
         </w:tc>
@@ -1121,7 +1121,7 @@
           <w:b/>
           <w:sz w:val="22"/>
         </w:rPr>
-        <w:t>▶ 실행 결과 화면 (스크린샷 붙여넣기)</w:t>
+        <w:t>▶ 실행 결과 (출력/스크린샷)</w:t>
       </w:r>
     </w:p>
     <w:tbl>
@@ -1155,7 +1155,7 @@
                 <w:color w:val="AAAAAA"/>
                 <w:sz w:val="18"/>
               </w:rPr>
-              <w:t>여기에 결과 스크린샷을 붙여넣으세요 (커서를 두고 Ctrl+V)</w:t>
+              <w:t>여기에 결과 출력을 적거나 스크린샷을 붙여넣으세요 (커서를 두고 Ctrl+V)</w:t>
             </w:r>
           </w:p>
         </w:tc>
